--- a/public/cv/cv.docx
+++ b/public/cv/cv.docx
@@ -194,6 +194,17 @@
         </w:rPr>
         <w:t xml:space="preserve">| </w:t>
       </w:r>
+      <w:hyperlink r:id="rId5" w:history="1">
+        <w:r>
+          <w:rPr>
+            <w:rStyle w:val="Hyperlink"/>
+            <w:rFonts w:asciiTheme="minorHAnsi" w:hAnsiTheme="minorHAnsi"/>
+            <w:b/>
+            <w:bCs/>
+          </w:rPr>
+          <w:t>https://github.com/lanangejagat</w:t>
+        </w:r>
+      </w:hyperlink>
       <w:r>
         <w:rPr>
           <w:rFonts w:asciiTheme="minorHAnsi" w:hAnsiTheme="minorHAnsi"/>
@@ -201,7 +212,16 @@
           <w:bCs/>
           <w:color w:val="767171" w:themeColor="background2" w:themeShade="80"/>
         </w:rPr>
-        <w:t>https://github.com/lanangejagat</w:t>
+        <w:t xml:space="preserve"> || </w:t>
+      </w:r>
+      <w:r>
+        <w:rPr>
+          <w:rFonts w:asciiTheme="minorHAnsi" w:hAnsiTheme="minorHAnsi"/>
+          <w:b/>
+          <w:bCs/>
+          <w:color w:val="767171" w:themeColor="background2" w:themeShade="80"/>
+        </w:rPr>
+        <w:t>https://portfolio-phi-puce-blyp4zid33.vercel.app/home/</w:t>
       </w:r>
     </w:p>
     <w:p>
@@ -275,7 +295,7 @@
                     </pic:cNvPicPr>
                   </pic:nvPicPr>
                   <pic:blipFill>
-                    <a:blip r:embed="rId5" cstate="print">
+                    <a:blip r:embed="rId6" cstate="print">
                       <a:extLst>
                         <a:ext uri="{28A0092B-C50C-407E-A947-70E740481C1C}">
                           <a14:useLocalDpi xmlns:a14="http://schemas.microsoft.com/office/drawing/2010/main" val="0"/>
@@ -1002,6 +1022,7 @@
         </w:rPr>
       </w:pPr>
       <w:r>
+        <w:lastRenderedPageBreak/>
         <w:t>Supported and maintained the applications developed, regularly updating them based on client requirements.</w:t>
       </w:r>
     </w:p>
@@ -1010,7 +1031,6 @@
         <w:spacing w:after="0"/>
       </w:pPr>
       <w:r>
-        <w:lastRenderedPageBreak/>
         <w:pict w14:anchorId="71DB4D2F">
           <v:rect id="_x0000_i1028" style="width:0;height:1.5pt" o:hralign="center" o:hrstd="t" o:hr="t" fillcolor="#a0a0a0" stroked="f"/>
         </w:pict>
@@ -1084,37 +1104,21 @@
           <w:rFonts w:eastAsia="Times New Roman" w:cs="Times New Roman"/>
           <w:lang w:eastAsia="en-ID"/>
         </w:rPr>
-        <w:t xml:space="preserve">International Car </w:t>
-      </w:r>
-      <w:proofErr w:type="gramStart"/>
+        <w:t>International Car Terminal</w:t>
+      </w:r>
       <w:r>
         <w:rPr>
           <w:rFonts w:eastAsia="Times New Roman" w:cs="Times New Roman"/>
           <w:lang w:eastAsia="en-ID"/>
         </w:rPr>
-        <w:t>Terminal</w:t>
+        <w:t xml:space="preserve"> </w:t>
       </w:r>
       <w:r>
         <w:rPr>
           <w:rFonts w:eastAsia="Times New Roman" w:cs="Times New Roman"/>
           <w:lang w:eastAsia="en-ID"/>
         </w:rPr>
-        <w:t xml:space="preserve"> </w:t>
-      </w:r>
-      <w:r>
-        <w:rPr>
-          <w:rFonts w:eastAsia="Times New Roman" w:cs="Times New Roman"/>
-          <w:lang w:eastAsia="en-ID"/>
-        </w:rPr>
-        <w:t>,</w:t>
-      </w:r>
-      <w:proofErr w:type="gramEnd"/>
-      <w:r>
-        <w:rPr>
-          <w:rFonts w:eastAsia="Times New Roman" w:cs="Times New Roman"/>
-          <w:lang w:eastAsia="en-ID"/>
-        </w:rPr>
-        <w:t xml:space="preserve"> ensuring minimal downtime and smooth operations.</w:t>
+        <w:t>, ensuring minimal downtime and smooth operations.</w:t>
       </w:r>
     </w:p>
     <w:p>
@@ -1802,6 +1806,7 @@
         <w:rPr>
           <w:rFonts w:asciiTheme="minorHAnsi" w:hAnsiTheme="minorHAnsi"/>
         </w:rPr>
+        <w:lastRenderedPageBreak/>
         <w:t>Developed a real-time KPI dashboard application designed for container port operations in BNCT port Terminal-B, inspired by TOPX TOPS-KPI.</w:t>
       </w:r>
     </w:p>
@@ -1821,7 +1826,6 @@
         <w:rPr>
           <w:rFonts w:asciiTheme="minorHAnsi" w:hAnsiTheme="minorHAnsi"/>
         </w:rPr>
-        <w:lastRenderedPageBreak/>
         <w:t>D</w:t>
       </w:r>
       <w:r>
@@ -2241,9 +2245,8 @@
           <w:szCs w:val="24"/>
           <w:lang w:eastAsia="en-ID"/>
         </w:rPr>
-        <w:t xml:space="preserve">) </w:t>
-      </w:r>
-      <w:proofErr w:type="gramStart"/>
+        <w:t>) Application</w:t>
+      </w:r>
       <w:r>
         <w:rPr>
           <w:rFonts w:eastAsia="Times New Roman" w:cstheme="minorHAnsi"/>
@@ -2253,7 +2256,7 @@
           <w:szCs w:val="24"/>
           <w:lang w:eastAsia="en-ID"/>
         </w:rPr>
-        <w:t>Application</w:t>
+        <w:t xml:space="preserve"> </w:t>
       </w:r>
       <w:r>
         <w:rPr>
@@ -2268,27 +2271,9 @@
       </w:r>
       <w:r>
         <w:rPr>
-          <w:rFonts w:eastAsia="Times New Roman" w:cstheme="minorHAnsi"/>
-          <w:b/>
-          <w:bCs/>
-          <w:sz w:val="24"/>
-          <w:szCs w:val="24"/>
-          <w:lang w:eastAsia="en-ID"/>
-        </w:rPr>
-        <w:t xml:space="preserve"> </w:t>
-      </w:r>
-      <w:r>
-        <w:rPr>
-          <w:rStyle w:val="Strong"/>
-        </w:rPr>
-        <w:t>–</w:t>
-      </w:r>
-      <w:proofErr w:type="gramEnd"/>
-      <w:r>
-        <w:rPr>
-          <w:rStyle w:val="Strong"/>
-        </w:rPr>
-        <w:t xml:space="preserve"> Java JSP / Vanilla JS</w:t>
+          <w:rStyle w:val="Strong"/>
+        </w:rPr>
+        <w:t>– Java JSP / Vanilla JS</w:t>
       </w:r>
       <w:r>
         <w:rPr>
@@ -2524,14 +2509,7 @@
         <w:rPr>
           <w:rStyle w:val="Strong"/>
         </w:rPr>
-        <w:t xml:space="preserve">discharge, loading, stacking/unstacking, and </w:t>
-      </w:r>
-      <w:proofErr w:type="gramStart"/>
-      <w:r>
-        <w:rPr>
-          <w:rStyle w:val="Strong"/>
-        </w:rPr>
-        <w:t>shifting</w:t>
+        <w:t>discharge, loading, stacking/unstacking, and shifting</w:t>
       </w:r>
       <w:r>
         <w:rPr>
@@ -2543,11 +2521,7 @@
         <w:t xml:space="preserve"> </w:t>
       </w:r>
       <w:r>
-        <w:t>user</w:t>
-      </w:r>
-      <w:proofErr w:type="gramEnd"/>
-      <w:r>
-        <w:t xml:space="preserve"> web portal operation</w:t>
+        <w:t>user web portal operation</w:t>
       </w:r>
       <w:r>
         <w:t>.</w:t>
@@ -5746,6 +5720,29 @@
       <w:iCs/>
     </w:rPr>
   </w:style>
+  <w:style w:type="character" w:styleId="Hyperlink">
+    <w:name w:val="Hyperlink"/>
+    <w:basedOn w:val="DefaultParagraphFont"/>
+    <w:uiPriority w:val="99"/>
+    <w:unhideWhenUsed/>
+    <w:rsid w:val="00810611"/>
+    <w:rPr>
+      <w:color w:val="0563C1" w:themeColor="hyperlink"/>
+      <w:u w:val="single"/>
+    </w:rPr>
+  </w:style>
+  <w:style w:type="character" w:styleId="UnresolvedMention">
+    <w:name w:val="Unresolved Mention"/>
+    <w:basedOn w:val="DefaultParagraphFont"/>
+    <w:uiPriority w:val="99"/>
+    <w:semiHidden/>
+    <w:unhideWhenUsed/>
+    <w:rsid w:val="00810611"/>
+    <w:rPr>
+      <w:color w:val="605E5C"/>
+      <w:shd w:val="clear" w:color="auto" w:fill="E1DFDD"/>
+    </w:rPr>
+  </w:style>
 </w:styles>
 </file>
 
